--- a/grade8/Fluency-Lab-Package/module-materials/Module-7-Ratios/FluencyLab_M7_Mixed_Review.docx
+++ b/grade8/Fluency-Lab-Package/module-materials/Module-7-Ratios/FluencyLab_M7_Mixed_Review.docx
@@ -125,19 +125,6 @@
     </w:p>
     <w:p>
       <w:pPr>
-        <w:spacing w:after="105" w:line="272"/>
-      </w:pPr>
-      <w:r>
-        <w:rPr>
-          <w:color w:val="222222"/>
-          <w:sz w:val="22"/>
-          <w:szCs w:val="22"/>
-        </w:rPr>
-        <w:t xml:space="preserve">Simplify, scale, and reason about rates. Always find 'per one' or the scale factor.</w:t>
-      </w:r>
-    </w:p>
-    <w:p>
-      <w:pPr>
         <w:pStyle w:val="Heading1"/>
         <w:spacing w:after="95" w:before="230"/>
       </w:pPr>
@@ -185,29 +172,128 @@
               <w:right w:type="dxa" w:w="120"/>
             </w:tcMar>
           </w:tcPr>
+          <w:tbl>
+            <w:tblPr>
+              <w:tblW w:type="dxa" w:w="4360"/>
+              <w:jc w:val="left"/>
+              <w:tblBorders>
+                <w:top w:val="single" w:color="auto" w:sz="4"/>
+                <w:left w:val="single" w:color="auto" w:sz="4"/>
+                <w:bottom w:val="single" w:color="auto" w:sz="4"/>
+                <w:right w:val="single" w:color="auto" w:sz="4"/>
+                <w:insideH w:val="single" w:color="auto" w:sz="4"/>
+                <w:insideV w:val="single" w:color="auto" w:sz="4"/>
+              </w:tblBorders>
+            </w:tblPr>
+            <w:tblGrid>
+              <w:gridCol w:w="360"/>
+              <w:gridCol w:w="2300"/>
+              <w:gridCol w:w="1700"/>
+            </w:tblGrid>
+            <w:tr>
+              <w:tc>
+                <w:tcPr>
+                  <w:tcW w:type="dxa" w:w="360"/>
+                  <w:tcBorders>
+                    <w:top w:val="none" w:color="FFFFFF" w:sz="0"/>
+                    <w:left w:val="none" w:color="FFFFFF" w:sz="0"/>
+                    <w:bottom w:val="none" w:color="FFFFFF" w:sz="0"/>
+                    <w:right w:val="none" w:color="FFFFFF" w:sz="0"/>
+                  </w:tcBorders>
+                  <w:tcMar>
+                    <w:top w:type="dxa" w:w="30"/>
+                    <w:left w:type="dxa" w:w="10"/>
+                    <w:bottom w:type="dxa" w:w="30"/>
+                    <w:right w:type="dxa" w:w="10"/>
+                  </w:tcMar>
+                  <w:vAlign w:val="center"/>
+                </w:tcPr>
+                <w:p>
+                  <w:pPr>
+                    <w:jc w:val="left"/>
+                  </w:pPr>
+                  <w:r>
+                    <w:rPr>
+                      <w:b/>
+                      <w:bCs/>
+                      <w:color w:val="2E5A87"/>
+                      <w:sz w:val="20"/>
+                      <w:szCs w:val="20"/>
+                    </w:rPr>
+                    <w:t xml:space="preserve">1)</w:t>
+                  </w:r>
+                </w:p>
+              </w:tc>
+              <w:tc>
+                <w:tcPr>
+                  <w:tcW w:type="dxa" w:w="2300"/>
+                  <w:tcBorders>
+                    <w:top w:val="none" w:color="FFFFFF" w:sz="0"/>
+                    <w:left w:val="none" w:color="FFFFFF" w:sz="0"/>
+                    <w:bottom w:val="none" w:color="FFFFFF" w:sz="0"/>
+                    <w:right w:val="none" w:color="FFFFFF" w:sz="0"/>
+                  </w:tcBorders>
+                  <w:tcMar>
+                    <w:top w:type="dxa" w:w="30"/>
+                    <w:left w:type="dxa" w:w="10"/>
+                    <w:bottom w:type="dxa" w:w="30"/>
+                    <w:right w:type="dxa" w:w="10"/>
+                  </w:tcMar>
+                  <w:vAlign w:val="center"/>
+                </w:tcPr>
+                <w:p>
+                  <w:pPr>
+                    <w:jc w:val="left"/>
+                  </w:pPr>
+                  <w:r>
+                    <w:rPr>
+                      <w:rFonts w:ascii="Consolas" w:cs="Consolas" w:eastAsia="Consolas" w:hAnsi="Consolas"/>
+                      <w:color w:val="1A1A1A"/>
+                      <w:sz w:val="22"/>
+                      <w:szCs w:val="22"/>
+                    </w:rPr>
+                    <w:t xml:space="preserve">Simplify 24 : 16</w:t>
+                  </w:r>
+                </w:p>
+              </w:tc>
+              <w:tc>
+                <w:tcPr>
+                  <w:tcW w:type="dxa" w:w="1700"/>
+                  <w:tcBorders>
+                    <w:top w:val="none" w:color="FFFFFF" w:sz="0"/>
+                    <w:left w:val="none" w:color="FFFFFF" w:sz="0"/>
+                    <w:bottom w:val="none" w:color="FFFFFF" w:sz="0"/>
+                    <w:right w:val="none" w:color="FFFFFF" w:sz="0"/>
+                  </w:tcBorders>
+                  <w:tcMar>
+                    <w:top w:type="dxa" w:w="30"/>
+                    <w:left w:type="dxa" w:w="10"/>
+                    <w:bottom w:type="dxa" w:w="30"/>
+                    <w:right w:type="dxa" w:w="10"/>
+                  </w:tcMar>
+                  <w:vAlign w:val="center"/>
+                </w:tcPr>
+                <w:p>
+                  <w:pPr>
+                    <w:jc w:val="left"/>
+                  </w:pPr>
+                  <w:r>
+                    <w:rPr>
+                      <w:rFonts w:ascii="Consolas" w:cs="Consolas" w:eastAsia="Consolas" w:hAnsi="Consolas"/>
+                      <w:color w:val="1A1A1A"/>
+                      <w:sz w:val="22"/>
+                      <w:szCs w:val="22"/>
+                    </w:rPr>
+                    <w:t xml:space="preserve">= ___ : ___</w:t>
+                  </w:r>
+                </w:p>
+              </w:tc>
+            </w:tr>
+          </w:tbl>
           <w:p>
             <w:pPr>
-              <w:spacing w:line="320"/>
+              <w:spacing w:after="0" w:line="120" w:lineRule="exact"/>
             </w:pPr>
-            <w:r>
-              <w:rPr>
-                <w:b/>
-                <w:bCs/>
-                <w:color w:val="2E5A87"/>
-                <w:sz w:val="20"/>
-                <w:szCs w:val="20"/>
-              </w:rPr>
-              <w:t xml:space="preserve">1)  </w:t>
-            </w:r>
-            <w:r>
-              <w:rPr>
-                <w:rFonts w:ascii="Consolas" w:cs="Consolas" w:eastAsia="Consolas" w:hAnsi="Consolas"/>
-                <w:color w:val="1A1A1A"/>
-                <w:sz w:val="22"/>
-                <w:szCs w:val="22"/>
-              </w:rPr>
-              <w:t xml:space="preserve">Simplify 24 : 16  =  ______</w:t>
-            </w:r>
           </w:p>
         </w:tc>
         <w:tc>
@@ -226,29 +312,128 @@
               <w:right w:type="dxa" w:w="120"/>
             </w:tcMar>
           </w:tcPr>
+          <w:tbl>
+            <w:tblPr>
+              <w:tblW w:type="dxa" w:w="4360"/>
+              <w:jc w:val="left"/>
+              <w:tblBorders>
+                <w:top w:val="single" w:color="auto" w:sz="4"/>
+                <w:left w:val="single" w:color="auto" w:sz="4"/>
+                <w:bottom w:val="single" w:color="auto" w:sz="4"/>
+                <w:right w:val="single" w:color="auto" w:sz="4"/>
+                <w:insideH w:val="single" w:color="auto" w:sz="4"/>
+                <w:insideV w:val="single" w:color="auto" w:sz="4"/>
+              </w:tblBorders>
+            </w:tblPr>
+            <w:tblGrid>
+              <w:gridCol w:w="360"/>
+              <w:gridCol w:w="2300"/>
+              <w:gridCol w:w="1700"/>
+            </w:tblGrid>
+            <w:tr>
+              <w:tc>
+                <w:tcPr>
+                  <w:tcW w:type="dxa" w:w="360"/>
+                  <w:tcBorders>
+                    <w:top w:val="none" w:color="FFFFFF" w:sz="0"/>
+                    <w:left w:val="none" w:color="FFFFFF" w:sz="0"/>
+                    <w:bottom w:val="none" w:color="FFFFFF" w:sz="0"/>
+                    <w:right w:val="none" w:color="FFFFFF" w:sz="0"/>
+                  </w:tcBorders>
+                  <w:tcMar>
+                    <w:top w:type="dxa" w:w="30"/>
+                    <w:left w:type="dxa" w:w="10"/>
+                    <w:bottom w:type="dxa" w:w="30"/>
+                    <w:right w:type="dxa" w:w="10"/>
+                  </w:tcMar>
+                  <w:vAlign w:val="center"/>
+                </w:tcPr>
+                <w:p>
+                  <w:pPr>
+                    <w:jc w:val="left"/>
+                  </w:pPr>
+                  <w:r>
+                    <w:rPr>
+                      <w:b/>
+                      <w:bCs/>
+                      <w:color w:val="2E5A87"/>
+                      <w:sz w:val="20"/>
+                      <w:szCs w:val="20"/>
+                    </w:rPr>
+                    <w:t xml:space="preserve">2)</w:t>
+                  </w:r>
+                </w:p>
+              </w:tc>
+              <w:tc>
+                <w:tcPr>
+                  <w:tcW w:type="dxa" w:w="2300"/>
+                  <w:tcBorders>
+                    <w:top w:val="none" w:color="FFFFFF" w:sz="0"/>
+                    <w:left w:val="none" w:color="FFFFFF" w:sz="0"/>
+                    <w:bottom w:val="none" w:color="FFFFFF" w:sz="0"/>
+                    <w:right w:val="none" w:color="FFFFFF" w:sz="0"/>
+                  </w:tcBorders>
+                  <w:tcMar>
+                    <w:top w:type="dxa" w:w="30"/>
+                    <w:left w:type="dxa" w:w="10"/>
+                    <w:bottom w:type="dxa" w:w="30"/>
+                    <w:right w:type="dxa" w:w="10"/>
+                  </w:tcMar>
+                  <w:vAlign w:val="center"/>
+                </w:tcPr>
+                <w:p>
+                  <w:pPr>
+                    <w:jc w:val="left"/>
+                  </w:pPr>
+                  <w:r>
+                    <w:rPr>
+                      <w:rFonts w:ascii="Consolas" w:cs="Consolas" w:eastAsia="Consolas" w:hAnsi="Consolas"/>
+                      <w:color w:val="1A1A1A"/>
+                      <w:sz w:val="22"/>
+                      <w:szCs w:val="22"/>
+                    </w:rPr>
+                    <w:t xml:space="preserve">3 : 4 = ? : 16</w:t>
+                  </w:r>
+                </w:p>
+              </w:tc>
+              <w:tc>
+                <w:tcPr>
+                  <w:tcW w:type="dxa" w:w="1700"/>
+                  <w:tcBorders>
+                    <w:top w:val="none" w:color="FFFFFF" w:sz="0"/>
+                    <w:left w:val="none" w:color="FFFFFF" w:sz="0"/>
+                    <w:bottom w:val="none" w:color="FFFFFF" w:sz="0"/>
+                    <w:right w:val="none" w:color="FFFFFF" w:sz="0"/>
+                  </w:tcBorders>
+                  <w:tcMar>
+                    <w:top w:type="dxa" w:w="30"/>
+                    <w:left w:type="dxa" w:w="10"/>
+                    <w:bottom w:type="dxa" w:w="30"/>
+                    <w:right w:type="dxa" w:w="10"/>
+                  </w:tcMar>
+                  <w:vAlign w:val="center"/>
+                </w:tcPr>
+                <w:p>
+                  <w:pPr>
+                    <w:jc w:val="left"/>
+                  </w:pPr>
+                  <w:r>
+                    <w:rPr>
+                      <w:rFonts w:ascii="Consolas" w:cs="Consolas" w:eastAsia="Consolas" w:hAnsi="Consolas"/>
+                      <w:color w:val="1A1A1A"/>
+                      <w:sz w:val="22"/>
+                      <w:szCs w:val="22"/>
+                    </w:rPr>
+                    <w:t xml:space="preserve">? = ______</w:t>
+                  </w:r>
+                </w:p>
+              </w:tc>
+            </w:tr>
+          </w:tbl>
           <w:p>
             <w:pPr>
-              <w:spacing w:line="320"/>
+              <w:spacing w:after="0" w:line="120" w:lineRule="exact"/>
             </w:pPr>
-            <w:r>
-              <w:rPr>
-                <w:b/>
-                <w:bCs/>
-                <w:color w:val="2E5A87"/>
-                <w:sz w:val="20"/>
-                <w:szCs w:val="20"/>
-              </w:rPr>
-              <w:t xml:space="preserve">2)  </w:t>
-            </w:r>
-            <w:r>
-              <w:rPr>
-                <w:rFonts w:ascii="Consolas" w:cs="Consolas" w:eastAsia="Consolas" w:hAnsi="Consolas"/>
-                <w:color w:val="1A1A1A"/>
-                <w:sz w:val="22"/>
-                <w:szCs w:val="22"/>
-              </w:rPr>
-              <w:t xml:space="preserve">3 : 4 = ? : 16  =  ______</w:t>
-            </w:r>
           </w:p>
         </w:tc>
       </w:tr>
@@ -269,29 +454,128 @@
               <w:right w:type="dxa" w:w="120"/>
             </w:tcMar>
           </w:tcPr>
+          <w:tbl>
+            <w:tblPr>
+              <w:tblW w:type="dxa" w:w="4360"/>
+              <w:jc w:val="left"/>
+              <w:tblBorders>
+                <w:top w:val="single" w:color="auto" w:sz="4"/>
+                <w:left w:val="single" w:color="auto" w:sz="4"/>
+                <w:bottom w:val="single" w:color="auto" w:sz="4"/>
+                <w:right w:val="single" w:color="auto" w:sz="4"/>
+                <w:insideH w:val="single" w:color="auto" w:sz="4"/>
+                <w:insideV w:val="single" w:color="auto" w:sz="4"/>
+              </w:tblBorders>
+            </w:tblPr>
+            <w:tblGrid>
+              <w:gridCol w:w="360"/>
+              <w:gridCol w:w="2300"/>
+              <w:gridCol w:w="1700"/>
+            </w:tblGrid>
+            <w:tr>
+              <w:tc>
+                <w:tcPr>
+                  <w:tcW w:type="dxa" w:w="360"/>
+                  <w:tcBorders>
+                    <w:top w:val="none" w:color="FFFFFF" w:sz="0"/>
+                    <w:left w:val="none" w:color="FFFFFF" w:sz="0"/>
+                    <w:bottom w:val="none" w:color="FFFFFF" w:sz="0"/>
+                    <w:right w:val="none" w:color="FFFFFF" w:sz="0"/>
+                  </w:tcBorders>
+                  <w:tcMar>
+                    <w:top w:type="dxa" w:w="30"/>
+                    <w:left w:type="dxa" w:w="10"/>
+                    <w:bottom w:type="dxa" w:w="30"/>
+                    <w:right w:type="dxa" w:w="10"/>
+                  </w:tcMar>
+                  <w:vAlign w:val="center"/>
+                </w:tcPr>
+                <w:p>
+                  <w:pPr>
+                    <w:jc w:val="left"/>
+                  </w:pPr>
+                  <w:r>
+                    <w:rPr>
+                      <w:b/>
+                      <w:bCs/>
+                      <w:color w:val="2E5A87"/>
+                      <w:sz w:val="20"/>
+                      <w:szCs w:val="20"/>
+                    </w:rPr>
+                    <w:t xml:space="preserve">3)</w:t>
+                  </w:r>
+                </w:p>
+              </w:tc>
+              <w:tc>
+                <w:tcPr>
+                  <w:tcW w:type="dxa" w:w="2300"/>
+                  <w:tcBorders>
+                    <w:top w:val="none" w:color="FFFFFF" w:sz="0"/>
+                    <w:left w:val="none" w:color="FFFFFF" w:sz="0"/>
+                    <w:bottom w:val="none" w:color="FFFFFF" w:sz="0"/>
+                    <w:right w:val="none" w:color="FFFFFF" w:sz="0"/>
+                  </w:tcBorders>
+                  <w:tcMar>
+                    <w:top w:type="dxa" w:w="30"/>
+                    <w:left w:type="dxa" w:w="10"/>
+                    <w:bottom w:type="dxa" w:w="30"/>
+                    <w:right w:type="dxa" w:w="10"/>
+                  </w:tcMar>
+                  <w:vAlign w:val="center"/>
+                </w:tcPr>
+                <w:p>
+                  <w:pPr>
+                    <w:jc w:val="left"/>
+                  </w:pPr>
+                  <w:r>
+                    <w:rPr>
+                      <w:rFonts w:ascii="Consolas" w:cs="Consolas" w:eastAsia="Consolas" w:hAnsi="Consolas"/>
+                      <w:color w:val="1A1A1A"/>
+                      <w:sz w:val="22"/>
+                      <w:szCs w:val="22"/>
+                    </w:rPr>
+                    <w:t xml:space="preserve">300 : 6 = ? : 1</w:t>
+                  </w:r>
+                </w:p>
+              </w:tc>
+              <w:tc>
+                <w:tcPr>
+                  <w:tcW w:type="dxa" w:w="1700"/>
+                  <w:tcBorders>
+                    <w:top w:val="none" w:color="FFFFFF" w:sz="0"/>
+                    <w:left w:val="none" w:color="FFFFFF" w:sz="0"/>
+                    <w:bottom w:val="none" w:color="FFFFFF" w:sz="0"/>
+                    <w:right w:val="none" w:color="FFFFFF" w:sz="0"/>
+                  </w:tcBorders>
+                  <w:tcMar>
+                    <w:top w:type="dxa" w:w="30"/>
+                    <w:left w:type="dxa" w:w="10"/>
+                    <w:bottom w:type="dxa" w:w="30"/>
+                    <w:right w:type="dxa" w:w="10"/>
+                  </w:tcMar>
+                  <w:vAlign w:val="center"/>
+                </w:tcPr>
+                <w:p>
+                  <w:pPr>
+                    <w:jc w:val="left"/>
+                  </w:pPr>
+                  <w:r>
+                    <w:rPr>
+                      <w:rFonts w:ascii="Consolas" w:cs="Consolas" w:eastAsia="Consolas" w:hAnsi="Consolas"/>
+                      <w:color w:val="1A1A1A"/>
+                      <w:sz w:val="22"/>
+                      <w:szCs w:val="22"/>
+                    </w:rPr>
+                    <w:t xml:space="preserve">? = ______</w:t>
+                  </w:r>
+                </w:p>
+              </w:tc>
+            </w:tr>
+          </w:tbl>
           <w:p>
             <w:pPr>
-              <w:spacing w:line="320"/>
+              <w:spacing w:after="0" w:line="120" w:lineRule="exact"/>
             </w:pPr>
-            <w:r>
-              <w:rPr>
-                <w:b/>
-                <w:bCs/>
-                <w:color w:val="2E5A87"/>
-                <w:sz w:val="20"/>
-                <w:szCs w:val="20"/>
-              </w:rPr>
-              <w:t xml:space="preserve">3)  </w:t>
-            </w:r>
-            <w:r>
-              <w:rPr>
-                <w:rFonts w:ascii="Consolas" w:cs="Consolas" w:eastAsia="Consolas" w:hAnsi="Consolas"/>
-                <w:color w:val="1A1A1A"/>
-                <w:sz w:val="22"/>
-                <w:szCs w:val="22"/>
-              </w:rPr>
-              <w:t xml:space="preserve">300 miles ÷ 6 hours  =  ______</w:t>
-            </w:r>
           </w:p>
         </w:tc>
         <w:tc>
@@ -310,29 +594,372 @@
               <w:right w:type="dxa" w:w="120"/>
             </w:tcMar>
           </w:tcPr>
+          <w:tbl>
+            <w:tblPr>
+              <w:tblW w:type="dxa" w:w="4360"/>
+              <w:jc w:val="left"/>
+              <w:tblBorders>
+                <w:top w:val="single" w:color="auto" w:sz="4"/>
+                <w:left w:val="single" w:color="auto" w:sz="4"/>
+                <w:bottom w:val="single" w:color="auto" w:sz="4"/>
+                <w:right w:val="single" w:color="auto" w:sz="4"/>
+                <w:insideH w:val="single" w:color="auto" w:sz="4"/>
+                <w:insideV w:val="single" w:color="auto" w:sz="4"/>
+              </w:tblBorders>
+            </w:tblPr>
+            <w:tblGrid>
+              <w:gridCol w:w="360"/>
+              <w:gridCol w:w="700"/>
+              <w:gridCol w:w="520"/>
+              <w:gridCol w:w="700"/>
+              <w:gridCol w:w="380"/>
+              <w:gridCol w:w="1700"/>
+            </w:tblGrid>
+            <w:tr>
+              <w:tc>
+                <w:tcPr>
+                  <w:tcW w:type="dxa" w:w="360"/>
+                  <w:tcBorders>
+                    <w:top w:val="none" w:color="FFFFFF" w:sz="0"/>
+                    <w:left w:val="none" w:color="FFFFFF" w:sz="0"/>
+                    <w:bottom w:val="none" w:color="FFFFFF" w:sz="0"/>
+                    <w:right w:val="none" w:color="FFFFFF" w:sz="0"/>
+                  </w:tcBorders>
+                  <w:tcMar>
+                    <w:top w:type="dxa" w:w="30"/>
+                    <w:left w:type="dxa" w:w="10"/>
+                    <w:bottom w:type="dxa" w:w="30"/>
+                    <w:right w:type="dxa" w:w="10"/>
+                  </w:tcMar>
+                  <w:vAlign w:val="center"/>
+                </w:tcPr>
+                <w:p>
+                  <w:pPr>
+                    <w:jc w:val="left"/>
+                  </w:pPr>
+                  <w:r>
+                    <w:rPr>
+                      <w:b/>
+                      <w:bCs/>
+                      <w:color w:val="2E5A87"/>
+                      <w:sz w:val="20"/>
+                      <w:szCs w:val="20"/>
+                    </w:rPr>
+                    <w:t xml:space="preserve">4)</w:t>
+                  </w:r>
+                </w:p>
+              </w:tc>
+              <w:tc>
+                <w:tcPr>
+                  <w:tcW w:type="dxa" w:w="700"/>
+                  <w:tcBorders>
+                    <w:top w:val="none" w:color="FFFFFF" w:sz="0"/>
+                    <w:left w:val="none" w:color="FFFFFF" w:sz="0"/>
+                    <w:bottom w:val="none" w:color="FFFFFF" w:sz="0"/>
+                    <w:right w:val="none" w:color="FFFFFF" w:sz="0"/>
+                  </w:tcBorders>
+                  <w:tcMar>
+                    <w:top w:type="dxa" w:w="30"/>
+                    <w:left w:type="dxa" w:w="20"/>
+                    <w:bottom w:type="dxa" w:w="30"/>
+                    <w:right w:type="dxa" w:w="20"/>
+                  </w:tcMar>
+                  <w:vAlign w:val="center"/>
+                </w:tcPr>
+                <w:tbl>
+                  <w:tblPr>
+                    <w:tblW w:type="dxa" w:w="600"/>
+                    <w:jc w:val="center"/>
+                    <w:tblBorders>
+                      <w:top w:val="single" w:color="auto" w:sz="4"/>
+                      <w:left w:val="single" w:color="auto" w:sz="4"/>
+                      <w:bottom w:val="single" w:color="auto" w:sz="4"/>
+                      <w:right w:val="single" w:color="auto" w:sz="4"/>
+                      <w:insideH w:val="none" w:color="FFFFFF" w:sz="0"/>
+                      <w:insideV w:val="single" w:color="auto" w:sz="4"/>
+                    </w:tblBorders>
+                  </w:tblPr>
+                  <w:tblGrid>
+                    <w:gridCol w:w="600"/>
+                  </w:tblGrid>
+                  <w:tr>
+                    <w:tc>
+                      <w:tcPr>
+                        <w:tcW w:type="dxa" w:w="520"/>
+                        <w:tcBorders>
+                          <w:top w:val="none" w:color="FFFFFF" w:sz="0"/>
+                          <w:left w:val="none" w:color="FFFFFF" w:sz="0"/>
+                          <w:bottom w:val="single" w:color="1A1A1A" w:sz="8"/>
+                          <w:right w:val="none" w:color="FFFFFF" w:sz="0"/>
+                        </w:tcBorders>
+                        <w:tcMar>
+                          <w:top w:type="dxa" w:w="0"/>
+                          <w:left w:type="dxa" w:w="30"/>
+                          <w:bottom w:type="dxa" w:w="0"/>
+                          <w:right w:type="dxa" w:w="30"/>
+                        </w:tcMar>
+                      </w:tcPr>
+                      <w:p>
+                        <w:pPr>
+                          <w:spacing w:after="0" w:line="230"/>
+                          <w:jc w:val="center"/>
+                        </w:pPr>
+                        <w:r>
+                          <w:rPr>
+                            <w:rFonts w:ascii="Consolas" w:cs="Consolas" w:eastAsia="Consolas" w:hAnsi="Consolas"/>
+                            <w:b/>
+                            <w:bCs/>
+                            <w:color w:val="1A1A1A"/>
+                            <w:sz w:val="26"/>
+                            <w:szCs w:val="26"/>
+                          </w:rPr>
+                          <w:t xml:space="preserve">?</w:t>
+                        </w:r>
+                      </w:p>
+                    </w:tc>
+                  </w:tr>
+                  <w:tr>
+                    <w:tc>
+                      <w:tcPr>
+                        <w:tcW w:type="dxa" w:w="520"/>
+                        <w:tcBorders>
+                          <w:top w:val="none" w:color="FFFFFF" w:sz="0"/>
+                          <w:left w:val="none" w:color="FFFFFF" w:sz="0"/>
+                          <w:bottom w:val="none" w:color="FFFFFF" w:sz="0"/>
+                          <w:right w:val="none" w:color="FFFFFF" w:sz="0"/>
+                        </w:tcBorders>
+                        <w:tcMar>
+                          <w:top w:type="dxa" w:w="0"/>
+                          <w:left w:type="dxa" w:w="30"/>
+                          <w:bottom w:type="dxa" w:w="0"/>
+                          <w:right w:type="dxa" w:w="30"/>
+                        </w:tcMar>
+                      </w:tcPr>
+                      <w:p>
+                        <w:pPr>
+                          <w:spacing w:after="0" w:line="230"/>
+                          <w:jc w:val="center"/>
+                        </w:pPr>
+                        <w:r>
+                          <w:rPr>
+                            <w:rFonts w:ascii="Consolas" w:cs="Consolas" w:eastAsia="Consolas" w:hAnsi="Consolas"/>
+                            <w:b/>
+                            <w:bCs/>
+                            <w:color w:val="1A1A1A"/>
+                            <w:sz w:val="26"/>
+                            <w:szCs w:val="26"/>
+                          </w:rPr>
+                          <w:t xml:space="preserve">5</w:t>
+                        </w:r>
+                      </w:p>
+                    </w:tc>
+                  </w:tr>
+                </w:tbl>
+                <w:p/>
+              </w:tc>
+              <w:tc>
+                <w:tcPr>
+                  <w:tcW w:type="dxa" w:w="520"/>
+                  <w:tcBorders>
+                    <w:top w:val="none" w:color="FFFFFF" w:sz="0"/>
+                    <w:left w:val="none" w:color="FFFFFF" w:sz="0"/>
+                    <w:bottom w:val="none" w:color="FFFFFF" w:sz="0"/>
+                    <w:right w:val="none" w:color="FFFFFF" w:sz="0"/>
+                  </w:tcBorders>
+                  <w:tcMar>
+                    <w:top w:type="dxa" w:w="30"/>
+                    <w:left w:type="dxa" w:w="10"/>
+                    <w:bottom w:type="dxa" w:w="30"/>
+                    <w:right w:type="dxa" w:w="10"/>
+                  </w:tcMar>
+                  <w:vAlign w:val="center"/>
+                </w:tcPr>
+                <w:p>
+                  <w:pPr>
+                    <w:jc w:val="center"/>
+                  </w:pPr>
+                  <w:r>
+                    <w:rPr>
+                      <w:rFonts w:ascii="Consolas" w:cs="Consolas" w:eastAsia="Consolas" w:hAnsi="Consolas"/>
+                      <w:b/>
+                      <w:bCs/>
+                      <w:color w:val="7A86A8"/>
+                      <w:sz w:val="26"/>
+                      <w:szCs w:val="26"/>
+                    </w:rPr>
+                    <w:t xml:space="preserve">=</w:t>
+                  </w:r>
+                </w:p>
+              </w:tc>
+              <w:tc>
+                <w:tcPr>
+                  <w:tcW w:type="dxa" w:w="700"/>
+                  <w:tcBorders>
+                    <w:top w:val="none" w:color="FFFFFF" w:sz="0"/>
+                    <w:left w:val="none" w:color="FFFFFF" w:sz="0"/>
+                    <w:bottom w:val="none" w:color="FFFFFF" w:sz="0"/>
+                    <w:right w:val="none" w:color="FFFFFF" w:sz="0"/>
+                  </w:tcBorders>
+                  <w:tcMar>
+                    <w:top w:type="dxa" w:w="30"/>
+                    <w:left w:type="dxa" w:w="20"/>
+                    <w:bottom w:type="dxa" w:w="30"/>
+                    <w:right w:type="dxa" w:w="20"/>
+                  </w:tcMar>
+                  <w:vAlign w:val="center"/>
+                </w:tcPr>
+                <w:tbl>
+                  <w:tblPr>
+                    <w:tblW w:type="dxa" w:w="600"/>
+                    <w:jc w:val="center"/>
+                    <w:tblBorders>
+                      <w:top w:val="single" w:color="auto" w:sz="4"/>
+                      <w:left w:val="single" w:color="auto" w:sz="4"/>
+                      <w:bottom w:val="single" w:color="auto" w:sz="4"/>
+                      <w:right w:val="single" w:color="auto" w:sz="4"/>
+                      <w:insideH w:val="none" w:color="FFFFFF" w:sz="0"/>
+                      <w:insideV w:val="single" w:color="auto" w:sz="4"/>
+                    </w:tblBorders>
+                  </w:tblPr>
+                  <w:tblGrid>
+                    <w:gridCol w:w="600"/>
+                  </w:tblGrid>
+                  <w:tr>
+                    <w:tc>
+                      <w:tcPr>
+                        <w:tcW w:type="dxa" w:w="520"/>
+                        <w:tcBorders>
+                          <w:top w:val="none" w:color="FFFFFF" w:sz="0"/>
+                          <w:left w:val="none" w:color="FFFFFF" w:sz="0"/>
+                          <w:bottom w:val="single" w:color="1A1A1A" w:sz="8"/>
+                          <w:right w:val="none" w:color="FFFFFF" w:sz="0"/>
+                        </w:tcBorders>
+                        <w:tcMar>
+                          <w:top w:type="dxa" w:w="0"/>
+                          <w:left w:type="dxa" w:w="30"/>
+                          <w:bottom w:type="dxa" w:w="0"/>
+                          <w:right w:type="dxa" w:w="30"/>
+                        </w:tcMar>
+                      </w:tcPr>
+                      <w:p>
+                        <w:pPr>
+                          <w:spacing w:after="0" w:line="230"/>
+                          <w:jc w:val="center"/>
+                        </w:pPr>
+                        <w:r>
+                          <w:rPr>
+                            <w:rFonts w:ascii="Consolas" w:cs="Consolas" w:eastAsia="Consolas" w:hAnsi="Consolas"/>
+                            <w:b/>
+                            <w:bCs/>
+                            <w:color w:val="1A1A1A"/>
+                            <w:sz w:val="26"/>
+                            <w:szCs w:val="26"/>
+                          </w:rPr>
+                          <w:t xml:space="preserve">6</w:t>
+                        </w:r>
+                      </w:p>
+                    </w:tc>
+                  </w:tr>
+                  <w:tr>
+                    <w:tc>
+                      <w:tcPr>
+                        <w:tcW w:type="dxa" w:w="520"/>
+                        <w:tcBorders>
+                          <w:top w:val="none" w:color="FFFFFF" w:sz="0"/>
+                          <w:left w:val="none" w:color="FFFFFF" w:sz="0"/>
+                          <w:bottom w:val="none" w:color="FFFFFF" w:sz="0"/>
+                          <w:right w:val="none" w:color="FFFFFF" w:sz="0"/>
+                        </w:tcBorders>
+                        <w:tcMar>
+                          <w:top w:type="dxa" w:w="0"/>
+                          <w:left w:type="dxa" w:w="30"/>
+                          <w:bottom w:type="dxa" w:w="0"/>
+                          <w:right w:type="dxa" w:w="30"/>
+                        </w:tcMar>
+                      </w:tcPr>
+                      <w:p>
+                        <w:pPr>
+                          <w:spacing w:after="0" w:line="230"/>
+                          <w:jc w:val="center"/>
+                        </w:pPr>
+                        <w:r>
+                          <w:rPr>
+                            <w:rFonts w:ascii="Consolas" w:cs="Consolas" w:eastAsia="Consolas" w:hAnsi="Consolas"/>
+                            <w:b/>
+                            <w:bCs/>
+                            <w:color w:val="1A1A1A"/>
+                            <w:sz w:val="26"/>
+                            <w:szCs w:val="26"/>
+                          </w:rPr>
+                          <w:t xml:space="preserve">10</w:t>
+                        </w:r>
+                      </w:p>
+                    </w:tc>
+                  </w:tr>
+                </w:tbl>
+                <w:p/>
+              </w:tc>
+              <w:tc>
+                <w:tcPr>
+                  <w:tcW w:type="dxa" w:w="380"/>
+                  <w:tcBorders>
+                    <w:top w:val="none" w:color="FFFFFF" w:sz="0"/>
+                    <w:left w:val="none" w:color="FFFFFF" w:sz="0"/>
+                    <w:bottom w:val="none" w:color="FFFFFF" w:sz="0"/>
+                    <w:right w:val="none" w:color="FFFFFF" w:sz="0"/>
+                  </w:tcBorders>
+                  <w:tcMar>
+                    <w:top w:type="dxa" w:w="30"/>
+                    <w:left w:type="dxa" w:w="10"/>
+                    <w:bottom w:type="dxa" w:w="30"/>
+                    <w:right w:type="dxa" w:w="10"/>
+                  </w:tcMar>
+                  <w:vAlign w:val="center"/>
+                </w:tcPr>
+                <w:p>
+                  <w:pPr>
+                    <w:jc w:val="center"/>
+                  </w:pPr>
+                </w:p>
+              </w:tc>
+              <w:tc>
+                <w:tcPr>
+                  <w:tcW w:type="dxa" w:w="1700"/>
+                  <w:tcBorders>
+                    <w:top w:val="none" w:color="FFFFFF" w:sz="0"/>
+                    <w:left w:val="none" w:color="FFFFFF" w:sz="0"/>
+                    <w:bottom w:val="none" w:color="FFFFFF" w:sz="0"/>
+                    <w:right w:val="none" w:color="FFFFFF" w:sz="0"/>
+                  </w:tcBorders>
+                  <w:tcMar>
+                    <w:top w:type="dxa" w:w="30"/>
+                    <w:left w:type="dxa" w:w="10"/>
+                    <w:bottom w:type="dxa" w:w="30"/>
+                    <w:right w:type="dxa" w:w="10"/>
+                  </w:tcMar>
+                  <w:vAlign w:val="center"/>
+                </w:tcPr>
+                <w:p>
+                  <w:pPr>
+                    <w:jc w:val="left"/>
+                  </w:pPr>
+                  <w:r>
+                    <w:rPr>
+                      <w:rFonts w:ascii="Consolas" w:cs="Consolas" w:eastAsia="Consolas" w:hAnsi="Consolas"/>
+                      <w:color w:val="1A1A1A"/>
+                      <w:sz w:val="22"/>
+                      <w:szCs w:val="22"/>
+                    </w:rPr>
+                    <w:t xml:space="preserve">? = ______</w:t>
+                  </w:r>
+                </w:p>
+              </w:tc>
+            </w:tr>
+          </w:tbl>
           <w:p>
             <w:pPr>
-              <w:spacing w:line="320"/>
+              <w:spacing w:after="0" w:line="120" w:lineRule="exact"/>
             </w:pPr>
-            <w:r>
-              <w:rPr>
-                <w:b/>
-                <w:bCs/>
-                <w:color w:val="2E5A87"/>
-                <w:sz w:val="20"/>
-                <w:szCs w:val="20"/>
-              </w:rPr>
-              <w:t xml:space="preserve">4)  </w:t>
-            </w:r>
-            <w:r>
-              <w:rPr>
-                <w:rFonts w:ascii="Consolas" w:cs="Consolas" w:eastAsia="Consolas" w:hAnsi="Consolas"/>
-                <w:color w:val="1A1A1A"/>
-                <w:sz w:val="22"/>
-                <w:szCs w:val="22"/>
-              </w:rPr>
-              <w:t xml:space="preserve">Solve  x/5 = 6/10  =  ______</w:t>
-            </w:r>
           </w:p>
         </w:tc>
       </w:tr>
@@ -353,29 +980,372 @@
               <w:right w:type="dxa" w:w="120"/>
             </w:tcMar>
           </w:tcPr>
+          <w:tbl>
+            <w:tblPr>
+              <w:tblW w:type="dxa" w:w="4360"/>
+              <w:jc w:val="left"/>
+              <w:tblBorders>
+                <w:top w:val="single" w:color="auto" w:sz="4"/>
+                <w:left w:val="single" w:color="auto" w:sz="4"/>
+                <w:bottom w:val="single" w:color="auto" w:sz="4"/>
+                <w:right w:val="single" w:color="auto" w:sz="4"/>
+                <w:insideH w:val="single" w:color="auto" w:sz="4"/>
+                <w:insideV w:val="single" w:color="auto" w:sz="4"/>
+              </w:tblBorders>
+            </w:tblPr>
+            <w:tblGrid>
+              <w:gridCol w:w="360"/>
+              <w:gridCol w:w="700"/>
+              <w:gridCol w:w="520"/>
+              <w:gridCol w:w="700"/>
+              <w:gridCol w:w="380"/>
+              <w:gridCol w:w="1700"/>
+            </w:tblGrid>
+            <w:tr>
+              <w:tc>
+                <w:tcPr>
+                  <w:tcW w:type="dxa" w:w="360"/>
+                  <w:tcBorders>
+                    <w:top w:val="none" w:color="FFFFFF" w:sz="0"/>
+                    <w:left w:val="none" w:color="FFFFFF" w:sz="0"/>
+                    <w:bottom w:val="none" w:color="FFFFFF" w:sz="0"/>
+                    <w:right w:val="none" w:color="FFFFFF" w:sz="0"/>
+                  </w:tcBorders>
+                  <w:tcMar>
+                    <w:top w:type="dxa" w:w="30"/>
+                    <w:left w:type="dxa" w:w="10"/>
+                    <w:bottom w:type="dxa" w:w="30"/>
+                    <w:right w:type="dxa" w:w="10"/>
+                  </w:tcMar>
+                  <w:vAlign w:val="center"/>
+                </w:tcPr>
+                <w:p>
+                  <w:pPr>
+                    <w:jc w:val="left"/>
+                  </w:pPr>
+                  <w:r>
+                    <w:rPr>
+                      <w:b/>
+                      <w:bCs/>
+                      <w:color w:val="2E5A87"/>
+                      <w:sz w:val="20"/>
+                      <w:szCs w:val="20"/>
+                    </w:rPr>
+                    <w:t xml:space="preserve">5)</w:t>
+                  </w:r>
+                </w:p>
+              </w:tc>
+              <w:tc>
+                <w:tcPr>
+                  <w:tcW w:type="dxa" w:w="700"/>
+                  <w:tcBorders>
+                    <w:top w:val="none" w:color="FFFFFF" w:sz="0"/>
+                    <w:left w:val="none" w:color="FFFFFF" w:sz="0"/>
+                    <w:bottom w:val="none" w:color="FFFFFF" w:sz="0"/>
+                    <w:right w:val="none" w:color="FFFFFF" w:sz="0"/>
+                  </w:tcBorders>
+                  <w:tcMar>
+                    <w:top w:type="dxa" w:w="30"/>
+                    <w:left w:type="dxa" w:w="20"/>
+                    <w:bottom w:type="dxa" w:w="30"/>
+                    <w:right w:type="dxa" w:w="20"/>
+                  </w:tcMar>
+                  <w:vAlign w:val="center"/>
+                </w:tcPr>
+                <w:tbl>
+                  <w:tblPr>
+                    <w:tblW w:type="dxa" w:w="600"/>
+                    <w:jc w:val="center"/>
+                    <w:tblBorders>
+                      <w:top w:val="single" w:color="auto" w:sz="4"/>
+                      <w:left w:val="single" w:color="auto" w:sz="4"/>
+                      <w:bottom w:val="single" w:color="auto" w:sz="4"/>
+                      <w:right w:val="single" w:color="auto" w:sz="4"/>
+                      <w:insideH w:val="none" w:color="FFFFFF" w:sz="0"/>
+                      <w:insideV w:val="single" w:color="auto" w:sz="4"/>
+                    </w:tblBorders>
+                  </w:tblPr>
+                  <w:tblGrid>
+                    <w:gridCol w:w="600"/>
+                  </w:tblGrid>
+                  <w:tr>
+                    <w:tc>
+                      <w:tcPr>
+                        <w:tcW w:type="dxa" w:w="520"/>
+                        <w:tcBorders>
+                          <w:top w:val="none" w:color="FFFFFF" w:sz="0"/>
+                          <w:left w:val="none" w:color="FFFFFF" w:sz="0"/>
+                          <w:bottom w:val="single" w:color="1A1A1A" w:sz="8"/>
+                          <w:right w:val="none" w:color="FFFFFF" w:sz="0"/>
+                        </w:tcBorders>
+                        <w:tcMar>
+                          <w:top w:type="dxa" w:w="0"/>
+                          <w:left w:type="dxa" w:w="30"/>
+                          <w:bottom w:type="dxa" w:w="0"/>
+                          <w:right w:type="dxa" w:w="30"/>
+                        </w:tcMar>
+                      </w:tcPr>
+                      <w:p>
+                        <w:pPr>
+                          <w:spacing w:after="0" w:line="230"/>
+                          <w:jc w:val="center"/>
+                        </w:pPr>
+                        <w:r>
+                          <w:rPr>
+                            <w:rFonts w:ascii="Consolas" w:cs="Consolas" w:eastAsia="Consolas" w:hAnsi="Consolas"/>
+                            <w:b/>
+                            <w:bCs/>
+                            <w:color w:val="1A1A1A"/>
+                            <w:sz w:val="26"/>
+                            <w:szCs w:val="26"/>
+                          </w:rPr>
+                          <w:t xml:space="preserve">4</w:t>
+                        </w:r>
+                      </w:p>
+                    </w:tc>
+                  </w:tr>
+                  <w:tr>
+                    <w:tc>
+                      <w:tcPr>
+                        <w:tcW w:type="dxa" w:w="520"/>
+                        <w:tcBorders>
+                          <w:top w:val="none" w:color="FFFFFF" w:sz="0"/>
+                          <w:left w:val="none" w:color="FFFFFF" w:sz="0"/>
+                          <w:bottom w:val="none" w:color="FFFFFF" w:sz="0"/>
+                          <w:right w:val="none" w:color="FFFFFF" w:sz="0"/>
+                        </w:tcBorders>
+                        <w:tcMar>
+                          <w:top w:type="dxa" w:w="0"/>
+                          <w:left w:type="dxa" w:w="30"/>
+                          <w:bottom w:type="dxa" w:w="0"/>
+                          <w:right w:type="dxa" w:w="30"/>
+                        </w:tcMar>
+                      </w:tcPr>
+                      <w:p>
+                        <w:pPr>
+                          <w:spacing w:after="0" w:line="230"/>
+                          <w:jc w:val="center"/>
+                        </w:pPr>
+                        <w:r>
+                          <w:rPr>
+                            <w:rFonts w:ascii="Consolas" w:cs="Consolas" w:eastAsia="Consolas" w:hAnsi="Consolas"/>
+                            <w:b/>
+                            <w:bCs/>
+                            <w:color w:val="1A1A1A"/>
+                            <w:sz w:val="26"/>
+                            <w:szCs w:val="26"/>
+                          </w:rPr>
+                          <w:t xml:space="preserve">?</w:t>
+                        </w:r>
+                      </w:p>
+                    </w:tc>
+                  </w:tr>
+                </w:tbl>
+                <w:p/>
+              </w:tc>
+              <w:tc>
+                <w:tcPr>
+                  <w:tcW w:type="dxa" w:w="520"/>
+                  <w:tcBorders>
+                    <w:top w:val="none" w:color="FFFFFF" w:sz="0"/>
+                    <w:left w:val="none" w:color="FFFFFF" w:sz="0"/>
+                    <w:bottom w:val="none" w:color="FFFFFF" w:sz="0"/>
+                    <w:right w:val="none" w:color="FFFFFF" w:sz="0"/>
+                  </w:tcBorders>
+                  <w:tcMar>
+                    <w:top w:type="dxa" w:w="30"/>
+                    <w:left w:type="dxa" w:w="10"/>
+                    <w:bottom w:type="dxa" w:w="30"/>
+                    <w:right w:type="dxa" w:w="10"/>
+                  </w:tcMar>
+                  <w:vAlign w:val="center"/>
+                </w:tcPr>
+                <w:p>
+                  <w:pPr>
+                    <w:jc w:val="center"/>
+                  </w:pPr>
+                  <w:r>
+                    <w:rPr>
+                      <w:rFonts w:ascii="Consolas" w:cs="Consolas" w:eastAsia="Consolas" w:hAnsi="Consolas"/>
+                      <w:b/>
+                      <w:bCs/>
+                      <w:color w:val="7A86A8"/>
+                      <w:sz w:val="26"/>
+                      <w:szCs w:val="26"/>
+                    </w:rPr>
+                    <w:t xml:space="preserve">=</w:t>
+                  </w:r>
+                </w:p>
+              </w:tc>
+              <w:tc>
+                <w:tcPr>
+                  <w:tcW w:type="dxa" w:w="700"/>
+                  <w:tcBorders>
+                    <w:top w:val="none" w:color="FFFFFF" w:sz="0"/>
+                    <w:left w:val="none" w:color="FFFFFF" w:sz="0"/>
+                    <w:bottom w:val="none" w:color="FFFFFF" w:sz="0"/>
+                    <w:right w:val="none" w:color="FFFFFF" w:sz="0"/>
+                  </w:tcBorders>
+                  <w:tcMar>
+                    <w:top w:type="dxa" w:w="30"/>
+                    <w:left w:type="dxa" w:w="20"/>
+                    <w:bottom w:type="dxa" w:w="30"/>
+                    <w:right w:type="dxa" w:w="20"/>
+                  </w:tcMar>
+                  <w:vAlign w:val="center"/>
+                </w:tcPr>
+                <w:tbl>
+                  <w:tblPr>
+                    <w:tblW w:type="dxa" w:w="600"/>
+                    <w:jc w:val="center"/>
+                    <w:tblBorders>
+                      <w:top w:val="single" w:color="auto" w:sz="4"/>
+                      <w:left w:val="single" w:color="auto" w:sz="4"/>
+                      <w:bottom w:val="single" w:color="auto" w:sz="4"/>
+                      <w:right w:val="single" w:color="auto" w:sz="4"/>
+                      <w:insideH w:val="none" w:color="FFFFFF" w:sz="0"/>
+                      <w:insideV w:val="single" w:color="auto" w:sz="4"/>
+                    </w:tblBorders>
+                  </w:tblPr>
+                  <w:tblGrid>
+                    <w:gridCol w:w="600"/>
+                  </w:tblGrid>
+                  <w:tr>
+                    <w:tc>
+                      <w:tcPr>
+                        <w:tcW w:type="dxa" w:w="520"/>
+                        <w:tcBorders>
+                          <w:top w:val="none" w:color="FFFFFF" w:sz="0"/>
+                          <w:left w:val="none" w:color="FFFFFF" w:sz="0"/>
+                          <w:bottom w:val="single" w:color="1A1A1A" w:sz="8"/>
+                          <w:right w:val="none" w:color="FFFFFF" w:sz="0"/>
+                        </w:tcBorders>
+                        <w:tcMar>
+                          <w:top w:type="dxa" w:w="0"/>
+                          <w:left w:type="dxa" w:w="30"/>
+                          <w:bottom w:type="dxa" w:w="0"/>
+                          <w:right w:type="dxa" w:w="30"/>
+                        </w:tcMar>
+                      </w:tcPr>
+                      <w:p>
+                        <w:pPr>
+                          <w:spacing w:after="0" w:line="230"/>
+                          <w:jc w:val="center"/>
+                        </w:pPr>
+                        <w:r>
+                          <w:rPr>
+                            <w:rFonts w:ascii="Consolas" w:cs="Consolas" w:eastAsia="Consolas" w:hAnsi="Consolas"/>
+                            <w:b/>
+                            <w:bCs/>
+                            <w:color w:val="1A1A1A"/>
+                            <w:sz w:val="26"/>
+                            <w:szCs w:val="26"/>
+                          </w:rPr>
+                          <w:t xml:space="preserve">12</w:t>
+                        </w:r>
+                      </w:p>
+                    </w:tc>
+                  </w:tr>
+                  <w:tr>
+                    <w:tc>
+                      <w:tcPr>
+                        <w:tcW w:type="dxa" w:w="520"/>
+                        <w:tcBorders>
+                          <w:top w:val="none" w:color="FFFFFF" w:sz="0"/>
+                          <w:left w:val="none" w:color="FFFFFF" w:sz="0"/>
+                          <w:bottom w:val="none" w:color="FFFFFF" w:sz="0"/>
+                          <w:right w:val="none" w:color="FFFFFF" w:sz="0"/>
+                        </w:tcBorders>
+                        <w:tcMar>
+                          <w:top w:type="dxa" w:w="0"/>
+                          <w:left w:type="dxa" w:w="30"/>
+                          <w:bottom w:type="dxa" w:w="0"/>
+                          <w:right w:type="dxa" w:w="30"/>
+                        </w:tcMar>
+                      </w:tcPr>
+                      <w:p>
+                        <w:pPr>
+                          <w:spacing w:after="0" w:line="230"/>
+                          <w:jc w:val="center"/>
+                        </w:pPr>
+                        <w:r>
+                          <w:rPr>
+                            <w:rFonts w:ascii="Consolas" w:cs="Consolas" w:eastAsia="Consolas" w:hAnsi="Consolas"/>
+                            <w:b/>
+                            <w:bCs/>
+                            <w:color w:val="1A1A1A"/>
+                            <w:sz w:val="26"/>
+                            <w:szCs w:val="26"/>
+                          </w:rPr>
+                          <w:t xml:space="preserve">15</w:t>
+                        </w:r>
+                      </w:p>
+                    </w:tc>
+                  </w:tr>
+                </w:tbl>
+                <w:p/>
+              </w:tc>
+              <w:tc>
+                <w:tcPr>
+                  <w:tcW w:type="dxa" w:w="380"/>
+                  <w:tcBorders>
+                    <w:top w:val="none" w:color="FFFFFF" w:sz="0"/>
+                    <w:left w:val="none" w:color="FFFFFF" w:sz="0"/>
+                    <w:bottom w:val="none" w:color="FFFFFF" w:sz="0"/>
+                    <w:right w:val="none" w:color="FFFFFF" w:sz="0"/>
+                  </w:tcBorders>
+                  <w:tcMar>
+                    <w:top w:type="dxa" w:w="30"/>
+                    <w:left w:type="dxa" w:w="10"/>
+                    <w:bottom w:type="dxa" w:w="30"/>
+                    <w:right w:type="dxa" w:w="10"/>
+                  </w:tcMar>
+                  <w:vAlign w:val="center"/>
+                </w:tcPr>
+                <w:p>
+                  <w:pPr>
+                    <w:jc w:val="center"/>
+                  </w:pPr>
+                </w:p>
+              </w:tc>
+              <w:tc>
+                <w:tcPr>
+                  <w:tcW w:type="dxa" w:w="1700"/>
+                  <w:tcBorders>
+                    <w:top w:val="none" w:color="FFFFFF" w:sz="0"/>
+                    <w:left w:val="none" w:color="FFFFFF" w:sz="0"/>
+                    <w:bottom w:val="none" w:color="FFFFFF" w:sz="0"/>
+                    <w:right w:val="none" w:color="FFFFFF" w:sz="0"/>
+                  </w:tcBorders>
+                  <w:tcMar>
+                    <w:top w:type="dxa" w:w="30"/>
+                    <w:left w:type="dxa" w:w="10"/>
+                    <w:bottom w:type="dxa" w:w="30"/>
+                    <w:right w:type="dxa" w:w="10"/>
+                  </w:tcMar>
+                  <w:vAlign w:val="center"/>
+                </w:tcPr>
+                <w:p>
+                  <w:pPr>
+                    <w:jc w:val="left"/>
+                  </w:pPr>
+                  <w:r>
+                    <w:rPr>
+                      <w:rFonts w:ascii="Consolas" w:cs="Consolas" w:eastAsia="Consolas" w:hAnsi="Consolas"/>
+                      <w:color w:val="1A1A1A"/>
+                      <w:sz w:val="22"/>
+                      <w:szCs w:val="22"/>
+                    </w:rPr>
+                    <w:t xml:space="preserve">? = ______</w:t>
+                  </w:r>
+                </w:p>
+              </w:tc>
+            </w:tr>
+          </w:tbl>
           <w:p>
             <w:pPr>
-              <w:spacing w:line="320"/>
+              <w:spacing w:after="0" w:line="120" w:lineRule="exact"/>
             </w:pPr>
-            <w:r>
-              <w:rPr>
-                <w:b/>
-                <w:bCs/>
-                <w:color w:val="2E5A87"/>
-                <w:sz w:val="20"/>
-                <w:szCs w:val="20"/>
-              </w:rPr>
-              <w:t xml:space="preserve">5)  </w:t>
-            </w:r>
-            <w:r>
-              <w:rPr>
-                <w:rFonts w:ascii="Consolas" w:cs="Consolas" w:eastAsia="Consolas" w:hAnsi="Consolas"/>
-                <w:color w:val="1A1A1A"/>
-                <w:sz w:val="22"/>
-                <w:szCs w:val="22"/>
-              </w:rPr>
-              <w:t xml:space="preserve">Split 20 as 2:3 (smaller part)  =  ______</w:t>
-            </w:r>
           </w:p>
         </w:tc>
         <w:tc>
@@ -394,29 +1364,372 @@
               <w:right w:type="dxa" w:w="120"/>
             </w:tcMar>
           </w:tcPr>
+          <w:tbl>
+            <w:tblPr>
+              <w:tblW w:type="dxa" w:w="4360"/>
+              <w:jc w:val="left"/>
+              <w:tblBorders>
+                <w:top w:val="single" w:color="auto" w:sz="4"/>
+                <w:left w:val="single" w:color="auto" w:sz="4"/>
+                <w:bottom w:val="single" w:color="auto" w:sz="4"/>
+                <w:right w:val="single" w:color="auto" w:sz="4"/>
+                <w:insideH w:val="single" w:color="auto" w:sz="4"/>
+                <w:insideV w:val="single" w:color="auto" w:sz="4"/>
+              </w:tblBorders>
+            </w:tblPr>
+            <w:tblGrid>
+              <w:gridCol w:w="360"/>
+              <w:gridCol w:w="700"/>
+              <w:gridCol w:w="520"/>
+              <w:gridCol w:w="700"/>
+              <w:gridCol w:w="380"/>
+              <w:gridCol w:w="1700"/>
+            </w:tblGrid>
+            <w:tr>
+              <w:tc>
+                <w:tcPr>
+                  <w:tcW w:type="dxa" w:w="360"/>
+                  <w:tcBorders>
+                    <w:top w:val="none" w:color="FFFFFF" w:sz="0"/>
+                    <w:left w:val="none" w:color="FFFFFF" w:sz="0"/>
+                    <w:bottom w:val="none" w:color="FFFFFF" w:sz="0"/>
+                    <w:right w:val="none" w:color="FFFFFF" w:sz="0"/>
+                  </w:tcBorders>
+                  <w:tcMar>
+                    <w:top w:type="dxa" w:w="30"/>
+                    <w:left w:type="dxa" w:w="10"/>
+                    <w:bottom w:type="dxa" w:w="30"/>
+                    <w:right w:type="dxa" w:w="10"/>
+                  </w:tcMar>
+                  <w:vAlign w:val="center"/>
+                </w:tcPr>
+                <w:p>
+                  <w:pPr>
+                    <w:jc w:val="left"/>
+                  </w:pPr>
+                  <w:r>
+                    <w:rPr>
+                      <w:b/>
+                      <w:bCs/>
+                      <w:color w:val="2E5A87"/>
+                      <w:sz w:val="20"/>
+                      <w:szCs w:val="20"/>
+                    </w:rPr>
+                    <w:t xml:space="preserve">6)</w:t>
+                  </w:r>
+                </w:p>
+              </w:tc>
+              <w:tc>
+                <w:tcPr>
+                  <w:tcW w:type="dxa" w:w="700"/>
+                  <w:tcBorders>
+                    <w:top w:val="none" w:color="FFFFFF" w:sz="0"/>
+                    <w:left w:val="none" w:color="FFFFFF" w:sz="0"/>
+                    <w:bottom w:val="none" w:color="FFFFFF" w:sz="0"/>
+                    <w:right w:val="none" w:color="FFFFFF" w:sz="0"/>
+                  </w:tcBorders>
+                  <w:tcMar>
+                    <w:top w:type="dxa" w:w="30"/>
+                    <w:left w:type="dxa" w:w="20"/>
+                    <w:bottom w:type="dxa" w:w="30"/>
+                    <w:right w:type="dxa" w:w="20"/>
+                  </w:tcMar>
+                  <w:vAlign w:val="center"/>
+                </w:tcPr>
+                <w:tbl>
+                  <w:tblPr>
+                    <w:tblW w:type="dxa" w:w="600"/>
+                    <w:jc w:val="center"/>
+                    <w:tblBorders>
+                      <w:top w:val="single" w:color="auto" w:sz="4"/>
+                      <w:left w:val="single" w:color="auto" w:sz="4"/>
+                      <w:bottom w:val="single" w:color="auto" w:sz="4"/>
+                      <w:right w:val="single" w:color="auto" w:sz="4"/>
+                      <w:insideH w:val="none" w:color="FFFFFF" w:sz="0"/>
+                      <w:insideV w:val="single" w:color="auto" w:sz="4"/>
+                    </w:tblBorders>
+                  </w:tblPr>
+                  <w:tblGrid>
+                    <w:gridCol w:w="600"/>
+                  </w:tblGrid>
+                  <w:tr>
+                    <w:tc>
+                      <w:tcPr>
+                        <w:tcW w:type="dxa" w:w="520"/>
+                        <w:tcBorders>
+                          <w:top w:val="none" w:color="FFFFFF" w:sz="0"/>
+                          <w:left w:val="none" w:color="FFFFFF" w:sz="0"/>
+                          <w:bottom w:val="single" w:color="1A1A1A" w:sz="8"/>
+                          <w:right w:val="none" w:color="FFFFFF" w:sz="0"/>
+                        </w:tcBorders>
+                        <w:tcMar>
+                          <w:top w:type="dxa" w:w="0"/>
+                          <w:left w:type="dxa" w:w="30"/>
+                          <w:bottom w:type="dxa" w:w="0"/>
+                          <w:right w:type="dxa" w:w="30"/>
+                        </w:tcMar>
+                      </w:tcPr>
+                      <w:p>
+                        <w:pPr>
+                          <w:spacing w:after="0" w:line="230"/>
+                          <w:jc w:val="center"/>
+                        </w:pPr>
+                        <w:r>
+                          <w:rPr>
+                            <w:rFonts w:ascii="Consolas" w:cs="Consolas" w:eastAsia="Consolas" w:hAnsi="Consolas"/>
+                            <w:b/>
+                            <w:bCs/>
+                            <w:color w:val="1A1A1A"/>
+                            <w:sz w:val="26"/>
+                            <w:szCs w:val="26"/>
+                          </w:rPr>
+                          <w:t xml:space="preserve">2</w:t>
+                        </w:r>
+                      </w:p>
+                    </w:tc>
+                  </w:tr>
+                  <w:tr>
+                    <w:tc>
+                      <w:tcPr>
+                        <w:tcW w:type="dxa" w:w="520"/>
+                        <w:tcBorders>
+                          <w:top w:val="none" w:color="FFFFFF" w:sz="0"/>
+                          <w:left w:val="none" w:color="FFFFFF" w:sz="0"/>
+                          <w:bottom w:val="none" w:color="FFFFFF" w:sz="0"/>
+                          <w:right w:val="none" w:color="FFFFFF" w:sz="0"/>
+                        </w:tcBorders>
+                        <w:tcMar>
+                          <w:top w:type="dxa" w:w="0"/>
+                          <w:left w:type="dxa" w:w="30"/>
+                          <w:bottom w:type="dxa" w:w="0"/>
+                          <w:right w:type="dxa" w:w="30"/>
+                        </w:tcMar>
+                      </w:tcPr>
+                      <w:p>
+                        <w:pPr>
+                          <w:spacing w:after="0" w:line="230"/>
+                          <w:jc w:val="center"/>
+                        </w:pPr>
+                        <w:r>
+                          <w:rPr>
+                            <w:rFonts w:ascii="Consolas" w:cs="Consolas" w:eastAsia="Consolas" w:hAnsi="Consolas"/>
+                            <w:b/>
+                            <w:bCs/>
+                            <w:color w:val="1A1A1A"/>
+                            <w:sz w:val="26"/>
+                            <w:szCs w:val="26"/>
+                          </w:rPr>
+                          <w:t xml:space="preserve">5</w:t>
+                        </w:r>
+                      </w:p>
+                    </w:tc>
+                  </w:tr>
+                </w:tbl>
+                <w:p/>
+              </w:tc>
+              <w:tc>
+                <w:tcPr>
+                  <w:tcW w:type="dxa" w:w="520"/>
+                  <w:tcBorders>
+                    <w:top w:val="none" w:color="FFFFFF" w:sz="0"/>
+                    <w:left w:val="none" w:color="FFFFFF" w:sz="0"/>
+                    <w:bottom w:val="none" w:color="FFFFFF" w:sz="0"/>
+                    <w:right w:val="none" w:color="FFFFFF" w:sz="0"/>
+                  </w:tcBorders>
+                  <w:tcMar>
+                    <w:top w:type="dxa" w:w="30"/>
+                    <w:left w:type="dxa" w:w="10"/>
+                    <w:bottom w:type="dxa" w:w="30"/>
+                    <w:right w:type="dxa" w:w="10"/>
+                  </w:tcMar>
+                  <w:vAlign w:val="center"/>
+                </w:tcPr>
+                <w:p>
+                  <w:pPr>
+                    <w:jc w:val="center"/>
+                  </w:pPr>
+                  <w:r>
+                    <w:rPr>
+                      <w:rFonts w:ascii="Consolas" w:cs="Consolas" w:eastAsia="Consolas" w:hAnsi="Consolas"/>
+                      <w:b/>
+                      <w:bCs/>
+                      <w:color w:val="7A86A8"/>
+                      <w:sz w:val="26"/>
+                      <w:szCs w:val="26"/>
+                    </w:rPr>
+                    <w:t xml:space="preserve">=</w:t>
+                  </w:r>
+                </w:p>
+              </w:tc>
+              <w:tc>
+                <w:tcPr>
+                  <w:tcW w:type="dxa" w:w="700"/>
+                  <w:tcBorders>
+                    <w:top w:val="none" w:color="FFFFFF" w:sz="0"/>
+                    <w:left w:val="none" w:color="FFFFFF" w:sz="0"/>
+                    <w:bottom w:val="none" w:color="FFFFFF" w:sz="0"/>
+                    <w:right w:val="none" w:color="FFFFFF" w:sz="0"/>
+                  </w:tcBorders>
+                  <w:tcMar>
+                    <w:top w:type="dxa" w:w="30"/>
+                    <w:left w:type="dxa" w:w="20"/>
+                    <w:bottom w:type="dxa" w:w="30"/>
+                    <w:right w:type="dxa" w:w="20"/>
+                  </w:tcMar>
+                  <w:vAlign w:val="center"/>
+                </w:tcPr>
+                <w:tbl>
+                  <w:tblPr>
+                    <w:tblW w:type="dxa" w:w="600"/>
+                    <w:jc w:val="center"/>
+                    <w:tblBorders>
+                      <w:top w:val="single" w:color="auto" w:sz="4"/>
+                      <w:left w:val="single" w:color="auto" w:sz="4"/>
+                      <w:bottom w:val="single" w:color="auto" w:sz="4"/>
+                      <w:right w:val="single" w:color="auto" w:sz="4"/>
+                      <w:insideH w:val="none" w:color="FFFFFF" w:sz="0"/>
+                      <w:insideV w:val="single" w:color="auto" w:sz="4"/>
+                    </w:tblBorders>
+                  </w:tblPr>
+                  <w:tblGrid>
+                    <w:gridCol w:w="600"/>
+                  </w:tblGrid>
+                  <w:tr>
+                    <w:tc>
+                      <w:tcPr>
+                        <w:tcW w:type="dxa" w:w="520"/>
+                        <w:tcBorders>
+                          <w:top w:val="none" w:color="FFFFFF" w:sz="0"/>
+                          <w:left w:val="none" w:color="FFFFFF" w:sz="0"/>
+                          <w:bottom w:val="single" w:color="1A1A1A" w:sz="8"/>
+                          <w:right w:val="none" w:color="FFFFFF" w:sz="0"/>
+                        </w:tcBorders>
+                        <w:tcMar>
+                          <w:top w:type="dxa" w:w="0"/>
+                          <w:left w:type="dxa" w:w="30"/>
+                          <w:bottom w:type="dxa" w:w="0"/>
+                          <w:right w:type="dxa" w:w="30"/>
+                        </w:tcMar>
+                      </w:tcPr>
+                      <w:p>
+                        <w:pPr>
+                          <w:spacing w:after="0" w:line="230"/>
+                          <w:jc w:val="center"/>
+                        </w:pPr>
+                        <w:r>
+                          <w:rPr>
+                            <w:rFonts w:ascii="Consolas" w:cs="Consolas" w:eastAsia="Consolas" w:hAnsi="Consolas"/>
+                            <w:b/>
+                            <w:bCs/>
+                            <w:color w:val="1A1A1A"/>
+                            <w:sz w:val="26"/>
+                            <w:szCs w:val="26"/>
+                          </w:rPr>
+                          <w:t xml:space="preserve">?</w:t>
+                        </w:r>
+                      </w:p>
+                    </w:tc>
+                  </w:tr>
+                  <w:tr>
+                    <w:tc>
+                      <w:tcPr>
+                        <w:tcW w:type="dxa" w:w="520"/>
+                        <w:tcBorders>
+                          <w:top w:val="none" w:color="FFFFFF" w:sz="0"/>
+                          <w:left w:val="none" w:color="FFFFFF" w:sz="0"/>
+                          <w:bottom w:val="none" w:color="FFFFFF" w:sz="0"/>
+                          <w:right w:val="none" w:color="FFFFFF" w:sz="0"/>
+                        </w:tcBorders>
+                        <w:tcMar>
+                          <w:top w:type="dxa" w:w="0"/>
+                          <w:left w:type="dxa" w:w="30"/>
+                          <w:bottom w:type="dxa" w:w="0"/>
+                          <w:right w:type="dxa" w:w="30"/>
+                        </w:tcMar>
+                      </w:tcPr>
+                      <w:p>
+                        <w:pPr>
+                          <w:spacing w:after="0" w:line="230"/>
+                          <w:jc w:val="center"/>
+                        </w:pPr>
+                        <w:r>
+                          <w:rPr>
+                            <w:rFonts w:ascii="Consolas" w:cs="Consolas" w:eastAsia="Consolas" w:hAnsi="Consolas"/>
+                            <w:b/>
+                            <w:bCs/>
+                            <w:color w:val="1A1A1A"/>
+                            <w:sz w:val="26"/>
+                            <w:szCs w:val="26"/>
+                          </w:rPr>
+                          <w:t xml:space="preserve">15</w:t>
+                        </w:r>
+                      </w:p>
+                    </w:tc>
+                  </w:tr>
+                </w:tbl>
+                <w:p/>
+              </w:tc>
+              <w:tc>
+                <w:tcPr>
+                  <w:tcW w:type="dxa" w:w="380"/>
+                  <w:tcBorders>
+                    <w:top w:val="none" w:color="FFFFFF" w:sz="0"/>
+                    <w:left w:val="none" w:color="FFFFFF" w:sz="0"/>
+                    <w:bottom w:val="none" w:color="FFFFFF" w:sz="0"/>
+                    <w:right w:val="none" w:color="FFFFFF" w:sz="0"/>
+                  </w:tcBorders>
+                  <w:tcMar>
+                    <w:top w:type="dxa" w:w="30"/>
+                    <w:left w:type="dxa" w:w="10"/>
+                    <w:bottom w:type="dxa" w:w="30"/>
+                    <w:right w:type="dxa" w:w="10"/>
+                  </w:tcMar>
+                  <w:vAlign w:val="center"/>
+                </w:tcPr>
+                <w:p>
+                  <w:pPr>
+                    <w:jc w:val="center"/>
+                  </w:pPr>
+                </w:p>
+              </w:tc>
+              <w:tc>
+                <w:tcPr>
+                  <w:tcW w:type="dxa" w:w="1700"/>
+                  <w:tcBorders>
+                    <w:top w:val="none" w:color="FFFFFF" w:sz="0"/>
+                    <w:left w:val="none" w:color="FFFFFF" w:sz="0"/>
+                    <w:bottom w:val="none" w:color="FFFFFF" w:sz="0"/>
+                    <w:right w:val="none" w:color="FFFFFF" w:sz="0"/>
+                  </w:tcBorders>
+                  <w:tcMar>
+                    <w:top w:type="dxa" w:w="30"/>
+                    <w:left w:type="dxa" w:w="10"/>
+                    <w:bottom w:type="dxa" w:w="30"/>
+                    <w:right w:type="dxa" w:w="10"/>
+                  </w:tcMar>
+                  <w:vAlign w:val="center"/>
+                </w:tcPr>
+                <w:p>
+                  <w:pPr>
+                    <w:jc w:val="left"/>
+                  </w:pPr>
+                  <w:r>
+                    <w:rPr>
+                      <w:rFonts w:ascii="Consolas" w:cs="Consolas" w:eastAsia="Consolas" w:hAnsi="Consolas"/>
+                      <w:color w:val="1A1A1A"/>
+                      <w:sz w:val="22"/>
+                      <w:szCs w:val="22"/>
+                    </w:rPr>
+                    <w:t xml:space="preserve">? = ______</w:t>
+                  </w:r>
+                </w:p>
+              </w:tc>
+            </w:tr>
+          </w:tbl>
           <w:p>
             <w:pPr>
-              <w:spacing w:line="320"/>
+              <w:spacing w:after="0" w:line="120" w:lineRule="exact"/>
             </w:pPr>
-            <w:r>
-              <w:rPr>
-                <w:b/>
-                <w:bCs/>
-                <w:color w:val="2E5A87"/>
-                <w:sz w:val="20"/>
-                <w:szCs w:val="20"/>
-              </w:rPr>
-              <w:t xml:space="preserve">6)  </w:t>
-            </w:r>
-            <w:r>
-              <w:rPr>
-                <w:rFonts w:ascii="Consolas" w:cs="Consolas" w:eastAsia="Consolas" w:hAnsi="Consolas"/>
-                <w:color w:val="1A1A1A"/>
-                <w:sz w:val="22"/>
-                <w:szCs w:val="22"/>
-              </w:rPr>
-              <w:t xml:space="preserve">5 pens for $10 → 3 pens  =  ______</w:t>
-            </w:r>
           </w:p>
         </w:tc>
       </w:tr>
@@ -518,20 +1831,7 @@
           <w:sz w:val="26"/>
           <w:szCs w:val="26"/>
         </w:rPr>
-        <w:t xml:space="preserve">Find and fix the mistake</w:t>
-      </w:r>
-    </w:p>
-    <w:p>
-      <w:pPr>
-        <w:spacing w:after="105" w:line="272"/>
-      </w:pPr>
-      <w:r>
-        <w:rPr>
-          <w:color w:val="222222"/>
-          <w:sz w:val="22"/>
-          <w:szCs w:val="22"/>
-        </w:rPr>
-        <w:t xml:space="preserve">For 2 : 3 = ? : 12, this student added 4 to the top (because 3 + 9 = 12) and wrote 6 — but you reach 12 by multiplying by 4, not adding 9. Find the error and give the correct answer.</w:t>
+        <w:t xml:space="preserve">Find the mistake</w:t>
       </w:r>
     </w:p>
     <w:tbl>
@@ -600,7 +1900,7 @@
                 <w:sz w:val="21"/>
                 <w:szCs w:val="21"/>
               </w:rPr>
-              <w:t xml:space="preserve">Correct answer: ______ : 12   (3 × 4 = 12, so 2 × 4)</w:t>
+              <w:t xml:space="preserve">Correct answer:  2 : 3 = ______ : 12</w:t>
             </w:r>
           </w:p>
         </w:tc>
@@ -618,7 +1918,7 @@
           <w:sz w:val="20"/>
           <w:szCs w:val="20"/>
         </w:rPr>
-        <w:t xml:space="preserve">Ratios scale by multiplying, never by adding.  ★</w:t>
+        <w:t xml:space="preserve">Ratios scale by multiplying.  ★</w:t>
       </w:r>
     </w:p>
     <w:sectPr>
